--- a/example_articles/countries/Thailand/2.countries_Thailand_New_York_Times.docx
+++ b/example_articles/countries/Thailand/2.countries_Thailand_New_York_Times.docx
@@ -7,7 +7,7 @@
         <w:pStyle w:val="Heading1"/>
       </w:pPr>
       <w:r>
-        <w:t>A matchmaker for art spaces</w:t>
+        <w:t>Where Brashness Doesn't Play</w:t>
       </w:r>
     </w:p>
     <w:p>
@@ -17,17 +17,17 @@
     </w:p>
     <w:p>
       <w:r>
-        <w:t>Date: 2018-05-25</w:t>
+        <w:t>Date: 2006-04-11</w:t>
       </w:r>
     </w:p>
     <w:p>
       <w:r>
-        <w:t>Section: Section ; Column 0; SpecialSections; Pg.</w:t>
+        <w:t>Section: Section C; Column 1; Business/Financial Desk; Pg. 6; INTERNATIONAL BUSINESS</w:t>
       </w:r>
     </w:p>
     <w:p>
       <w:r>
-        <w:t>Source file: NYT/24.DOCX</w:t>
+        <w:t>Source file: NYT/40.DOCX</w:t>
       </w:r>
     </w:p>
     <w:p>
@@ -49,78 +49,45 @@
     </w:p>
     <w:p>
       <w:r>
-        <w:t>LOS ANGELES -- Dressed in a green jumpsuit and iridescent green wingtips, the architect Kulapat Yantrasast was driving his Tesla all over this sprawling city on a warm afternoon earlier this month.</w:t>
+        <w:t>It may work for Michael R. Bloomberg as mayor of New York City, but introducing a C.E.O. style to governing Thailand has not prevented that country's billionaire tycoon-turned-politician, Thaksin Shinawatra, from running into serious trouble.</w:t>
         <w:br/>
-        <w:t xml:space="preserve">Everyone seemed to know him: Greetings of ''Hey, Kulapat!'' rang out, both at arts institutions he has designed, like the David Kordansky Gallery and the Marciano Art Foundation, but also in a restaurant near the striking home of concrete, glass and steel that he designed for himself in the Venice neighborhood. </w:t>
+        <w:t xml:space="preserve">  Mr. Thaksin, a former police officer who built a family telecommunications empire, swept to power in 2001 on a populist platform, promising to make life easier for the average Thai. As prime minister, Mr. Thaksin pledged to run his government the way he had run his telecommunications company, the Shin Corporation, and he swiftly enacted a raft of pro-investment, antipoverty policies that came to be known as Thaksinomics.</w:t>
         <w:br/>
-        <w:t xml:space="preserve">  His renown now reaches far beyond Los Angeles, too. Mr. Yantrasast has established his firm, wHY, as one of the go-to designers for art spaces, from galleries to museums and everything in between, as well as other civic and cultural projects.</w:t>
+        <w:t>Now Mr. Thaksin is out of a job, having resigned as prime minister last week in the face of widespread urban protests. Generous spending programs earned him enduring support in the countryside, but Mr. Thaksin's brash, autocratic style ultimately alienated the country's urban middle class.</w:t>
         <w:br/>
-        <w:t xml:space="preserve">  Mr. Yantrasast's specialty has been what he calls ''acupuncture architecture'': ingenious renovations of existing spaces and context-sensitive additions.</w:t>
+        <w:t xml:space="preserve">  Criticism mounted as he tried to muzzle the press amid reports of violent crackdowns against Muslim insurgents and drug dealers, and as allegations surfaced that his policies were simultaneously lining the pockets of politicians and enhancing his family fortune. When his family announced in late January that it was selling its stake in Shin for $1.9 billion -- tax-free -- to a consortium led by Singapore's government, the public's disgust boiled over.</w:t>
         <w:br/>
-        <w:t xml:space="preserve">  Among the projects wHY has in the works are a renovation of the Northwest Coast Hall at the American Museum of Natural History in New York; a renovation and 13,000-square-foot addition to the Asian Art Museum in San Francisco; and a new master plan for the Worcester Museum of Art, in Massachusetts.</w:t>
+        <w:t xml:space="preserve">  ''The Shin transaction was just the tip of the iceberg,'' said Kitti Nathisuwan, head of research at Macquarie Securities in Bangkok. </w:t>
         <w:br/>
-        <w:t xml:space="preserve">  His TriBeCa space for the New York design gallery R &amp; Company will open in June, and the Metropolitan Museum of Art has engaged him to design a proposed renovation of the Arts of Africa, Oceania and the Americas galleries.</w:t>
+        <w:t xml:space="preserve">  While corruption is a familiar story in Thailand, strongman politics is not. What finally proved too much for Bangkok's normally deferential citizens, said Mr. Kitti, was Mr. Thaksin's lack of humility. ''In Thailand when you want to do things, you have to do it the Thai way,'' he said.</w:t>
         <w:br/>
-        <w:t xml:space="preserve">  ''I have a pretty driven work ethic,'' said Mr. Yantrasast, 49, who was born in Thailand. ''I don't have a family, so this is all. I don't have other things I need to think about.''</w:t>
+        <w:t xml:space="preserve">  It may be too early to write Mr. Thaksin's political epitaph, however. Mr. Thaksin remains head of the party he founded, Thai Rak Thai, which won a majority of votes in an election this month in which he initially claimed to be the victor. An election boycott by opposition parties has left Parliament with too few delegates to convene legally. But in the meantime, Mr. Thaksin has entrusted the government to his college friend and unelected deputy prime minister, Chitchai Wannasathit.</w:t>
         <w:br/>
-        <w:t xml:space="preserve">  What's especially noteworthy, given that workload, is that between his two offices -- he maintains one in SoHo in New York, where he spends time every month -- he has barely 30 employees.</w:t>
+        <w:t xml:space="preserve">  Indeed, some analysts suggest that Mr. Thaksin is only biding his time until public tempers cool. He has used similar tactics to wait out previous protests, including rural opposition to a gas pipeline to Malaysia and union demonstrations against privatizing the state-owned power utility.</w:t>
         <w:br/>
-        <w:t xml:space="preserve">  His creatively cluttered Culver City office here has an inflatable lobster hanging from the ceiling, and the structure has been pared back to reveal the trusses and beams holding it up, a signature move of his. Nearby is a drawing of a smiling octopus holding up signs that tick off some the firm's specialties, including exhibit design, artist collaboration and ''one-offs.''</w:t>
+        <w:t xml:space="preserve">  Mr. Thaksin's headstrong policies have often courted controversy, even ridicule. He once raced by helicopter to a small town in a vain effort to locate a mythical hoard of wartime Japanese gold, saying it could be used to pay off the nation's foreign debts. He suggested helping the country's financial markets by advancing Thailand's clocks past those of its eastern neighbors, to the same time zone as the financial centers of Hong Kong and Singapore. And he fired his first central banker because the banker refused to raise interest rates, a move intended to stimulate spending by making Thai depositors feel wealthier.</w:t>
         <w:br/>
-        <w:t xml:space="preserve">  Known as a garrulous and social sort, Mr. Yantrasast actually attributes his success to listening.</w:t>
+        <w:t xml:space="preserve">  Mr. Thaksin's strategy eventually coalesced into what he called a dual-track policy that later came to be known as Thaksinomics. While promoting foreign investment, he emphasized economic self-reliance at home. He declared a debt holiday for Thai farmers and gave grants to small villages, instituting free health care and housing programs. </w:t>
         <w:br/>
-        <w:t xml:space="preserve">  ''I think I'm definitely a collaborator,'' he said. ''I'm a matchmaker -- between me and other people.''</w:t>
+        <w:t xml:space="preserve">  While Mr. Thaksin's incorporation of aspects of microfinance earned plaudits from some economists, others derided his policies as nothing more than pork-barrel politics aimed at winning rural votes. Some have accused Mr. Thaksin of returning Thailand to the kind of easy credit environment that set the stage for its 1997 financial crisis. Others say that Mr. Thaksin achieved little more than coaxing his recession-racked nation to begin spending again in time to catch the updraft that came with the global recovery of 2002.</w:t>
         <w:br/>
-        <w:t xml:space="preserve">  ''I love making good spaces,'' he added. ''I'm not in it to create a monument to myself.''</w:t>
+        <w:t xml:space="preserve">  Nevertheless, after five years, Mr. Thaksin has left the country in better economic shape. </w:t>
         <w:br/>
-        <w:t xml:space="preserve">  Michael Govan, the director of the Los Angeles County Museum of Art, praised Mr. Yantrasast's ''fresh approach'' and his subtlety.</w:t>
+        <w:t xml:space="preserve">  One of the important elements of the success of the Thaksin administration ''was restoring confidence among the business community as well as consumer confidence,'' said Vincent Milton, the Bangkok-based managing director of Fitch Ratings.</w:t>
         <w:br/>
-        <w:t xml:space="preserve">  ''It's a highly sensitive group of people -- artists, and those who run art galleries and museums,'' Mr. Govan said. ''There aren't that many architects who have the right sensibility.''</w:t>
+        <w:t xml:space="preserve">  Thailand's economy is on track to grow at least 4.5 percent this year, compared with the 2.2 percent growth it posted in 2001. Exports rose 18 percent in the first two months of 2006, according to the Bank of Thailand, after growing nearly 15 percent in 2005. Thailand's foreign currency reserves have risen to more than $50 billion. In 2003, Mr. Thaksin declared Thailand's independence from the International Monetary Fund, after making early repayment of the $3.4 billion that the fund had lent it during the crisis.</w:t>
         <w:br/>
-        <w:t xml:space="preserve">  Mr. Govan hired Mr. Yantrasast to design a 2014 exhibition of samurai armor. ''It was brilliant how he organized it as a march, using the long space of the Resnick Pavilion,'' he said. ''It was super dramatic and theatrical, without taking away from the work.''</w:t>
+        <w:t xml:space="preserve">  Perhaps most impressive is that Mr. Thaksin managed to accomplish what previous governments had been unable to do even under pressure from the I.M.F.: privatize the national oil company and state-owned assets like airports. And after years of delays, Thailand is on the verge of opening a $4 billion airport in place of the dilapidated, congested airport that now serves the capital.</w:t>
         <w:br/>
-        <w:t xml:space="preserve">  Mr. Govan added, ''It was a great example of why you don't always do the white box,'' the default minimal setting of art spaces.</w:t>
+        <w:t xml:space="preserve">  But there have been allegations of corruption surrounding those accomplishments, and other troubling signs have emerged in the economy that some economists say expose the more threadbare patches of Thaksinomics.</w:t>
         <w:br/>
-        <w:t xml:space="preserve">  The New York architect Annabelle Selldorf -- a contemporary of Mr. Yantrasast's who has much gallery and museum work under her belt -- said that in addition to his honed sensibility, Mr. Yantrasast has the elusive ability to motivate others.</w:t>
+        <w:t xml:space="preserve">  After trying to use subsidies to offset the impact of rising oil prices, Thailand eliminated subsidies for gasoline in late 2004 and last year lifted subsidies on the diesel fuel that powers many of the pickup trucks favored by working-class Thais. The subsequent rise in fuel prices helped push inflation above 6 percent, tipping Thailand into a trade deficit last year and dampening consumer spending. At the same time, easy credit has sent household debt as a percentage of income to more than 57 percent, from below 50 percent in 2001.</w:t>
         <w:br/>
-        <w:t xml:space="preserve">  ''He has a way to rally people,'' Ms. Selldorf said. ''They can sense his devotion to art.''</w:t>
-        <w:br/>
-        <w:t xml:space="preserve">  Growing up in Bangkok, Mr. Yantrasast was making drawings alongside his engineer father by the time he was in the sixth grade. After graduate school at the University of Tokyo, he went to work with the Pritzker Prize-winning Japanese architect Tadao Ando for eight years.</w:t>
-        <w:br/>
-        <w:t xml:space="preserve">  Like Mr. Ando, Mr. Yantrasast has a penchant for the power of concrete, but he has established a distinct style: decidedly modern, but with openness and warmth.</w:t>
-        <w:br/>
-        <w:t xml:space="preserve">  ''I love minimalism and the strong gesture as much anyone, but sometimes when you do that it's more exclusive than inclusive -- only for the select few,'' he said.</w:t>
-        <w:br/>
-        <w:t xml:space="preserve">  Mr. Yantrasast has a passion for food, and he elaborated on his approach with a cuisine metaphor related to his roots.</w:t>
-        <w:br/>
-        <w:t xml:space="preserve">  ''Japanese food is all about refinement, abstraction clarity,'' he said. ''Thai food is about everything at once -- flexibility and improvisation. I really think the world of architecture and design is moving from Japanese food to Thai food.''</w:t>
-        <w:br/>
-        <w:t xml:space="preserve">  Prominent architects travel widely as part of their jobs, living much of their life in airports. In late March and April alone, Mr. Yantrasast was in Tokyo; Hong Kong; Sharjah and Abu Dhabi, in the United Arab Emirates; and Riyadh, Saudi Arabia, in addition to his usual bicoastal hubs in the United States.</w:t>
-        <w:br/>
-        <w:t xml:space="preserve">  Design was on his mind when he settled in Los Angeles. ''Part of why I moved here was Frank Gehry,'' Mr. Yantrasast said of the influential architect. But it was not Mr. Gehry's buildings exactly, which are quite distinct from Mr. Yantrasast's. It was more Mr. Gehry's ability to break tradition: ''He created a sense of place that wasn't European.''</w:t>
-        <w:br/>
-        <w:t xml:space="preserve">  ''And I saw his background as encouragement,'' Mr. Yantrasast added, referring to his working-class roots. ''Frank didn't fit in.''</w:t>
-        <w:br/>
-        <w:t xml:space="preserve">  Two of Mr. Yantrasast's biggest museum projects have been in the middle of the country. In 2007, he completed a $75 million, 127,000-square-foot building for Michigan's Grand Rapids Art Museum, now credited with bolstering urban renewal there. (It was designed with his former partner at wHY, Yo-Ichiro Hakomori; they founded the firm in 2003.)</w:t>
-        <w:br/>
-        <w:t xml:space="preserve">  In 2016, he completed a $60 million renovation and an addition, in the form of an elegant glass box, to the Speed Art Museum in Louisville, Kentucky's largest and oldest art museum.</w:t>
-        <w:br/>
-        <w:t xml:space="preserve">  In some ways, the Marciano Art Foundation project, completed a year ago, perfectly illustrates Mr. Yantrasast's skill set. The building, a 1961 Scottish Rite Masonic Temple, has a fortresslike appearance with its soaring, largely plain travertine exterior, but inside, the big spaces had potential for art.</w:t>
-        <w:br/>
-        <w:t xml:space="preserve">  ''We cleaned it up and really let the DNA of the building shine through,'' Mr. Yantrasast said.</w:t>
-        <w:br/>
-        <w:t xml:space="preserve">  He pared back what he could, all the way to the wide-span architecture of the roof; he even revealed the structural elements behind the stained glass windows, which feature dramatic eagle figures. He added a couple of partial walls in the top-floor gallery, not only to hang more art but also to change the proportions of the room, which to him seemed too wide.</w:t>
-        <w:br/>
-        <w:t xml:space="preserve">  Mr. Yantrasast could probably ride the wave of similar projects for the rest of his career, but he is also branching out.</w:t>
-        <w:br/>
-        <w:t xml:space="preserve">  In Edinburgh, wHY won a competition for its plans for the Ross Pavilion and West Princes Street Gardens. The structure, topped by an undulating green roof, will hold a visitors' center and cafe, and it will connect a park adjacent to Edinburgh Castle with a central pedestrian thoroughfare.</w:t>
-        <w:br/>
-        <w:t xml:space="preserve">  So what else is on his architectural bucket list? As in his buildings, Mr. Yantrasast is comfortable throwing in a curve to the shape of his career.</w:t>
-        <w:br/>
-        <w:t xml:space="preserve">  ''I want to design senior housing,'' he said at the end of a long day. ''I'm looking to make an impact.''</w:t>
+        <w:t xml:space="preserve">  But the most immediate concern to economists is what will happen to Mr. Thaksin's privatization and spending policies now that he has stepped aside. Mr. Thaksin was on the verge of starting a 1.8 trillion baht ($47 billion) spending program on infrastructure this year; economists fear it will be suspended, if it survives at all.</w:t>
         <w:br/>
         <w:br/>
-        <w:t>https://www.nytimes.com/2018/05/24/arts/design/kulapat-yantrasast-architect.html</w:t>
+        <w:br/>
+        <w:t>http://www.nytimes.com</w:t>
         <w:br/>
         <w:br/>
         <w:t>Graphic</w:t>
@@ -128,7 +95,9 @@
         <w:br/>
         <w:t xml:space="preserve"> </w:t>
         <w:br/>
-        <w:t>Modern mix Kulapat Yantrasast, far left, has established his firm, wHY, as a go-to designer for art spaces and other civic and cultural projects. At the Marciano Art Foundation in Los Angeles, left, he pared back the roof of a 1961 building. Above, a rendering of wHY's renovation and addition for the Asian Art Museum in San Francisco. ELIZABETH DANIELS GRAHAM WALZER FOR THE NEW YORK TIMES WHY</w:t>
+        <w:t>Photos: At a rally in Bangkok last Friday, people wearing headbands that say ''rescue nation'' celebrated the resignation of the prime minister, whom they accused of corruption and abuses of power. (Photo by Sakchai Lalit/Associated Press)</w:t>
+        <w:br/>
+        <w:t xml:space="preserve"> Thaksin Shinawatra, shown at the headquarters of the political party he founded, hugged supporters last week after resigning as prime minister. (Photo by Wasant Wanitchakorn/Associated Press)</w:t>
       </w:r>
     </w:p>
     <w:sectPr>
